--- a/B03.docx
+++ b/B03.docx
@@ -28,16 +28,7 @@
           <w:szCs w:val="40"/>
           <w:lang w:val="en-US"/>
         </w:rPr>
-        <w:t>1:</w:t>
-      </w:r>
-      <w:r>
-        <w:rPr>
-          <w:rFonts w:hint="default" w:ascii="Consolas" w:hAnsi="Consolas" w:cs="Consolas"/>
-          <w:sz w:val="40"/>
-          <w:szCs w:val="40"/>
-          <w:lang w:val="en-US"/>
-        </w:rPr>
-        <w:t xml:space="preserve"> </w:t>
+        <w:t xml:space="preserve">1: </w:t>
       </w:r>
       <w:r>
         <w:rPr>
@@ -383,8 +374,6 @@
         </w:rPr>
         <w:t>Bước 2: Luồng Sequence Diagram</w:t>
       </w:r>
-      <w:bookmarkStart w:id="0" w:name="_GoBack"/>
-      <w:bookmarkEnd w:id="0"/>
     </w:p>
     <w:p>
       <w:pPr>
@@ -393,6 +382,7 @@
           <w:lang w:val="en-US"/>
         </w:rPr>
       </w:pPr>
+      <w:bookmarkStart w:id="0" w:name="_GoBack"/>
       <w:r>
         <w:rPr>
           <w:rFonts w:hint="default"/>
@@ -402,7 +392,7 @@
           <wp:inline distT="0" distB="0" distL="114300" distR="114300">
             <wp:extent cx="5269230" cy="3017520"/>
             <wp:effectExtent l="0" t="0" r="7620" b="11430"/>
-            <wp:docPr id="2" name="Picture 2" descr="B03"/>
+            <wp:docPr id="1" name="Picture 1" descr="B03"/>
             <wp:cNvGraphicFramePr>
               <a:graphicFrameLocks xmlns:a="http://schemas.openxmlformats.org/drawingml/2006/main" noChangeAspect="1"/>
             </wp:cNvGraphicFramePr>
@@ -410,7 +400,7 @@
               <a:graphicData uri="http://schemas.openxmlformats.org/drawingml/2006/picture">
                 <pic:pic xmlns:pic="http://schemas.openxmlformats.org/drawingml/2006/picture">
                   <pic:nvPicPr>
-                    <pic:cNvPr id="2" name="Picture 2" descr="B03"/>
+                    <pic:cNvPr id="1" name="Picture 1" descr="B03"/>
                     <pic:cNvPicPr>
                       <a:picLocks noChangeAspect="1"/>
                     </pic:cNvPicPr>
@@ -436,6 +426,7 @@
           </wp:inline>
         </w:drawing>
       </w:r>
+      <w:bookmarkEnd w:id="0"/>
     </w:p>
     <w:p>
       <w:pPr>
@@ -748,7 +739,7 @@
     <w:lsdException w:unhideWhenUsed="0" w:uiPriority="0" w:semiHidden="0" w:name="HTML Acronym"/>
     <w:lsdException w:unhideWhenUsed="0" w:uiPriority="0" w:semiHidden="0" w:name="HTML Address"/>
     <w:lsdException w:unhideWhenUsed="0" w:uiPriority="0" w:semiHidden="0" w:name="HTML Cite"/>
-    <w:lsdException w:unhideWhenUsed="0" w:uiPriority="0" w:semiHidden="0" w:name="HTML Code"/>
+    <w:lsdException w:qFormat="1" w:unhideWhenUsed="0" w:uiPriority="0" w:semiHidden="0" w:name="HTML Code"/>
     <w:lsdException w:unhideWhenUsed="0" w:uiPriority="0" w:semiHidden="0" w:name="HTML Definition"/>
     <w:lsdException w:unhideWhenUsed="0" w:uiPriority="0" w:semiHidden="0" w:name="HTML Keyboard"/>
     <w:lsdException w:unhideWhenUsed="0" w:uiPriority="0" w:semiHidden="0" w:name="HTML Preformatted"/>
@@ -954,6 +945,7 @@
   <w:style w:type="character" w:styleId="5">
     <w:name w:val="HTML Code"/>
     <w:basedOn w:val="3"/>
+    <w:qFormat/>
     <w:uiPriority w:val="0"/>
     <w:rPr>
       <w:rFonts w:ascii="Courier New" w:hAnsi="Courier New" w:cs="Courier New"/>

--- a/B03.docx
+++ b/B03.docx
@@ -382,7 +382,6 @@
           <w:lang w:val="en-US"/>
         </w:rPr>
       </w:pPr>
-      <w:bookmarkStart w:id="0" w:name="_GoBack"/>
       <w:r>
         <w:rPr>
           <w:rFonts w:hint="default"/>
@@ -390,8 +389,8 @@
         </w:rPr>
         <w:drawing>
           <wp:inline distT="0" distB="0" distL="114300" distR="114300">
-            <wp:extent cx="5269230" cy="3017520"/>
-            <wp:effectExtent l="0" t="0" r="7620" b="11430"/>
+            <wp:extent cx="5269230" cy="2776220"/>
+            <wp:effectExtent l="0" t="0" r="7620" b="5080"/>
             <wp:docPr id="1" name="Picture 1" descr="B03"/>
             <wp:cNvGraphicFramePr>
               <a:graphicFrameLocks xmlns:a="http://schemas.openxmlformats.org/drawingml/2006/main" noChangeAspect="1"/>
@@ -414,7 +413,7 @@
                   <pic:spPr>
                     <a:xfrm>
                       <a:off x="0" y="0"/>
-                      <a:ext cx="5269230" cy="3017520"/>
+                      <a:ext cx="5269230" cy="2776220"/>
                     </a:xfrm>
                     <a:prstGeom prst="rect">
                       <a:avLst/>
@@ -426,7 +425,6 @@
           </wp:inline>
         </w:drawing>
       </w:r>
-      <w:bookmarkEnd w:id="0"/>
     </w:p>
     <w:p>
       <w:pPr>
@@ -434,6 +432,8 @@
           <w:rFonts w:hint="default" w:ascii="Consolas" w:hAnsi="Consolas" w:cs="Consolas"/>
         </w:rPr>
       </w:pPr>
+      <w:bookmarkStart w:id="0" w:name="_GoBack"/>
+      <w:bookmarkEnd w:id="0"/>
     </w:p>
     <w:sectPr>
       <w:pgSz w:w="11906" w:h="16838"/>
